--- a/Dining Reservation Chatbot.docx
+++ b/Dining Reservation Chatbot.docx
@@ -287,6 +287,7 @@
       <w:r>
         <w:rPr>
           <w:rFonts w:ascii="Times New Roman" w:hAnsi="Times New Roman" w:cs="Times New Roman"/>
+          <w:noProof/>
         </w:rPr>
         <w:lastRenderedPageBreak/>
         <w:drawing>
@@ -337,15 +338,7 @@
           <w:sz w:val="24"/>
           <w:szCs w:val="24"/>
         </w:rPr>
-        <w:t xml:space="preserve">fig 1: </w:t>
-      </w:r>
-      <w:r>
-        <w:rPr>
-          <w:rFonts w:ascii="Times New Roman" w:hAnsi="Times New Roman" w:cs="Times New Roman"/>
-          <w:sz w:val="24"/>
-          <w:szCs w:val="24"/>
-        </w:rPr>
-        <w:t xml:space="preserve">System </w:t>
+        <w:t xml:space="preserve">fig 1: System </w:t>
       </w:r>
       <w:proofErr w:type="gramStart"/>
       <w:r>
@@ -354,23 +347,7 @@
           <w:sz w:val="24"/>
           <w:szCs w:val="24"/>
         </w:rPr>
-        <w:t>Architecture</w:t>
-      </w:r>
-      <w:r>
-        <w:rPr>
-          <w:rFonts w:ascii="Times New Roman" w:hAnsi="Times New Roman" w:cs="Times New Roman"/>
-          <w:sz w:val="24"/>
-          <w:szCs w:val="24"/>
-        </w:rPr>
-        <w:t xml:space="preserve">  </w:t>
-      </w:r>
-      <w:r>
-        <w:rPr>
-          <w:rFonts w:ascii="Times New Roman" w:hAnsi="Times New Roman" w:cs="Times New Roman"/>
-          <w:sz w:val="24"/>
-          <w:szCs w:val="24"/>
-        </w:rPr>
-        <w:t>Diagram</w:t>
+        <w:t>Architecture  Diagram</w:t>
       </w:r>
       <w:proofErr w:type="gramEnd"/>
     </w:p>
@@ -1309,26 +1286,14 @@
         <w:rPr>
           <w:rFonts w:ascii="Times New Roman" w:hAnsi="Times New Roman" w:cs="Times New Roman"/>
         </w:rPr>
-        <w:t>2:</w:t>
-      </w:r>
-      <w:r>
-        <w:rPr>
-          <w:rFonts w:ascii="Times New Roman" w:hAnsi="Times New Roman" w:cs="Times New Roman"/>
-        </w:rPr>
-        <w:t>Dining</w:t>
+        <w:t>2:Dining</w:t>
       </w:r>
       <w:proofErr w:type="gramEnd"/>
       <w:r>
         <w:rPr>
           <w:rFonts w:ascii="Times New Roman" w:hAnsi="Times New Roman" w:cs="Times New Roman"/>
         </w:rPr>
-        <w:t xml:space="preserve"> Reservation Chatbot</w:t>
-      </w:r>
-      <w:r>
-        <w:rPr>
-          <w:rFonts w:ascii="Times New Roman" w:hAnsi="Times New Roman" w:cs="Times New Roman"/>
-        </w:rPr>
-        <w:t xml:space="preserve"> Interface</w:t>
+        <w:t xml:space="preserve"> Reservation Chatbot Interface</w:t>
       </w:r>
     </w:p>
     <w:p>
@@ -1689,6 +1654,920 @@
           <w:szCs w:val="24"/>
         </w:rPr>
         <w:t>This project demonstrates how a simple chatbot can automate dining reservations, optimize table usage, manage waitlists, and improve customer interaction. The console-based implementation serves as a strong foundation for building scalable, real-world reservation systems.</w:t>
+      </w:r>
+    </w:p>
+    <w:p>
+      <w:pPr>
+        <w:jc w:val="both"/>
+        <w:rPr>
+          <w:rFonts w:ascii="Times New Roman" w:hAnsi="Times New Roman" w:cs="Times New Roman"/>
+          <w:b/>
+          <w:bCs/>
+          <w:sz w:val="24"/>
+          <w:szCs w:val="24"/>
+          <w:lang w:val="en-IN"/>
+        </w:rPr>
+      </w:pPr>
+      <w:r>
+        <w:rPr>
+          <w:rFonts w:ascii="Times New Roman" w:hAnsi="Times New Roman" w:cs="Times New Roman"/>
+          <w:b/>
+          <w:bCs/>
+          <w:sz w:val="24"/>
+          <w:szCs w:val="24"/>
+          <w:lang w:val="en-IN"/>
+        </w:rPr>
+        <w:t>12. Recent Enhancements (Version 2 – GUI Upgrade)</w:t>
+      </w:r>
+    </w:p>
+    <w:p>
+      <w:pPr>
+        <w:jc w:val="both"/>
+        <w:rPr>
+          <w:rFonts w:ascii="Times New Roman" w:hAnsi="Times New Roman" w:cs="Times New Roman"/>
+          <w:sz w:val="24"/>
+          <w:szCs w:val="24"/>
+          <w:lang w:val="en-IN"/>
+        </w:rPr>
+      </w:pPr>
+      <w:r>
+        <w:rPr>
+          <w:rFonts w:ascii="Times New Roman" w:hAnsi="Times New Roman" w:cs="Times New Roman"/>
+          <w:sz w:val="24"/>
+          <w:szCs w:val="24"/>
+          <w:lang w:val="en-IN"/>
+        </w:rPr>
+        <w:t xml:space="preserve">The project was further extended from a console-based chatbot to a full </w:t>
+      </w:r>
+      <w:r>
+        <w:rPr>
+          <w:rFonts w:ascii="Times New Roman" w:hAnsi="Times New Roman" w:cs="Times New Roman"/>
+          <w:b/>
+          <w:bCs/>
+          <w:sz w:val="24"/>
+          <w:szCs w:val="24"/>
+          <w:lang w:val="en-IN"/>
+        </w:rPr>
+        <w:t>graphical restaurant reservation system</w:t>
+      </w:r>
+      <w:r>
+        <w:rPr>
+          <w:rFonts w:ascii="Times New Roman" w:hAnsi="Times New Roman" w:cs="Times New Roman"/>
+          <w:sz w:val="24"/>
+          <w:szCs w:val="24"/>
+          <w:lang w:val="en-IN"/>
+        </w:rPr>
+        <w:t xml:space="preserve"> with multiple advanced features. The updated version improves usability, automation, and data visualization.</w:t>
+      </w:r>
+    </w:p>
+    <w:p>
+      <w:pPr>
+        <w:jc w:val="both"/>
+        <w:rPr>
+          <w:rFonts w:ascii="Times New Roman" w:hAnsi="Times New Roman" w:cs="Times New Roman"/>
+          <w:b/>
+          <w:bCs/>
+          <w:sz w:val="24"/>
+          <w:szCs w:val="24"/>
+          <w:lang w:val="en-IN"/>
+        </w:rPr>
+      </w:pPr>
+      <w:r>
+        <w:rPr>
+          <w:rFonts w:ascii="Times New Roman" w:hAnsi="Times New Roman" w:cs="Times New Roman"/>
+          <w:b/>
+          <w:bCs/>
+          <w:sz w:val="24"/>
+          <w:szCs w:val="24"/>
+          <w:lang w:val="en-IN"/>
+        </w:rPr>
+        <w:t xml:space="preserve">12.1 </w:t>
+      </w:r>
+      <w:proofErr w:type="gramStart"/>
+      <w:r>
+        <w:rPr>
+          <w:rFonts w:ascii="Times New Roman" w:hAnsi="Times New Roman" w:cs="Times New Roman"/>
+          <w:b/>
+          <w:bCs/>
+          <w:sz w:val="24"/>
+          <w:szCs w:val="24"/>
+          <w:lang w:val="en-IN"/>
+        </w:rPr>
+        <w:t>Multi-Page GUI Interface</w:t>
+      </w:r>
+      <w:proofErr w:type="gramEnd"/>
+    </w:p>
+    <w:p>
+      <w:pPr>
+        <w:jc w:val="both"/>
+        <w:rPr>
+          <w:rFonts w:ascii="Times New Roman" w:hAnsi="Times New Roman" w:cs="Times New Roman"/>
+          <w:sz w:val="24"/>
+          <w:szCs w:val="24"/>
+          <w:lang w:val="en-IN"/>
+        </w:rPr>
+      </w:pPr>
+      <w:r>
+        <w:rPr>
+          <w:rFonts w:ascii="Times New Roman" w:hAnsi="Times New Roman" w:cs="Times New Roman"/>
+          <w:sz w:val="24"/>
+          <w:szCs w:val="24"/>
+          <w:lang w:val="en-IN"/>
+        </w:rPr>
+        <w:t xml:space="preserve">The system now uses Python’s </w:t>
+      </w:r>
+      <w:proofErr w:type="spellStart"/>
+      <w:r>
+        <w:rPr>
+          <w:rFonts w:ascii="Times New Roman" w:hAnsi="Times New Roman" w:cs="Times New Roman"/>
+          <w:sz w:val="24"/>
+          <w:szCs w:val="24"/>
+          <w:lang w:val="en-IN"/>
+        </w:rPr>
+        <w:t>Tkinter</w:t>
+      </w:r>
+      <w:proofErr w:type="spellEnd"/>
+      <w:r>
+        <w:rPr>
+          <w:rFonts w:ascii="Times New Roman" w:hAnsi="Times New Roman" w:cs="Times New Roman"/>
+          <w:sz w:val="24"/>
+          <w:szCs w:val="24"/>
+          <w:lang w:val="en-IN"/>
+        </w:rPr>
+        <w:t xml:space="preserve"> library to provide an intuitive sidebar-based interface.</w:t>
+      </w:r>
+      <w:r>
+        <w:rPr>
+          <w:rFonts w:ascii="Times New Roman" w:hAnsi="Times New Roman" w:cs="Times New Roman"/>
+          <w:sz w:val="24"/>
+          <w:szCs w:val="24"/>
+          <w:lang w:val="en-IN"/>
+        </w:rPr>
+        <w:br/>
+        <w:t>Users can navigate between booking, menu, recommendations, history, waitlist, and analytics pages without using terminal commands.</w:t>
+      </w:r>
+    </w:p>
+    <w:p>
+      <w:pPr>
+        <w:jc w:val="both"/>
+        <w:rPr>
+          <w:rFonts w:ascii="Times New Roman" w:hAnsi="Times New Roman" w:cs="Times New Roman"/>
+          <w:b/>
+          <w:bCs/>
+          <w:sz w:val="24"/>
+          <w:szCs w:val="24"/>
+          <w:lang w:val="en-IN"/>
+        </w:rPr>
+      </w:pPr>
+      <w:r>
+        <w:rPr>
+          <w:rFonts w:ascii="Times New Roman" w:hAnsi="Times New Roman" w:cs="Times New Roman"/>
+          <w:b/>
+          <w:bCs/>
+          <w:sz w:val="24"/>
+          <w:szCs w:val="24"/>
+          <w:lang w:val="en-IN"/>
+        </w:rPr>
+        <w:t>12.2 QR Code Based Reservation Confirmation</w:t>
+      </w:r>
+    </w:p>
+    <w:p>
+      <w:pPr>
+        <w:jc w:val="both"/>
+        <w:rPr>
+          <w:rFonts w:ascii="Times New Roman" w:hAnsi="Times New Roman" w:cs="Times New Roman"/>
+          <w:sz w:val="24"/>
+          <w:szCs w:val="24"/>
+          <w:lang w:val="en-IN"/>
+        </w:rPr>
+      </w:pPr>
+      <w:r>
+        <w:rPr>
+          <w:rFonts w:ascii="Times New Roman" w:hAnsi="Times New Roman" w:cs="Times New Roman"/>
+          <w:sz w:val="24"/>
+          <w:szCs w:val="24"/>
+          <w:lang w:val="en-IN"/>
+        </w:rPr>
+        <w:t>Each reservation automatically generates a unique QR code containing reservation ID, customer name, date, time, and party size.</w:t>
+      </w:r>
+      <w:r>
+        <w:rPr>
+          <w:rFonts w:ascii="Times New Roman" w:hAnsi="Times New Roman" w:cs="Times New Roman"/>
+          <w:sz w:val="24"/>
+          <w:szCs w:val="24"/>
+          <w:lang w:val="en-IN"/>
+        </w:rPr>
+        <w:br/>
+        <w:t>This enables quick verification and smoother check-in at the restaurant.</w:t>
+      </w:r>
+    </w:p>
+    <w:p>
+      <w:pPr>
+        <w:jc w:val="both"/>
+        <w:rPr>
+          <w:rFonts w:ascii="Times New Roman" w:hAnsi="Times New Roman" w:cs="Times New Roman"/>
+          <w:b/>
+          <w:bCs/>
+          <w:sz w:val="24"/>
+          <w:szCs w:val="24"/>
+          <w:lang w:val="en-IN"/>
+        </w:rPr>
+      </w:pPr>
+      <w:r>
+        <w:rPr>
+          <w:rFonts w:ascii="Times New Roman" w:hAnsi="Times New Roman" w:cs="Times New Roman"/>
+          <w:b/>
+          <w:bCs/>
+          <w:sz w:val="24"/>
+          <w:szCs w:val="24"/>
+          <w:lang w:val="en-IN"/>
+        </w:rPr>
+        <w:t>12.3 Persistent User Profiles</w:t>
+      </w:r>
+    </w:p>
+    <w:p>
+      <w:pPr>
+        <w:jc w:val="both"/>
+        <w:rPr>
+          <w:rFonts w:ascii="Times New Roman" w:hAnsi="Times New Roman" w:cs="Times New Roman"/>
+          <w:sz w:val="24"/>
+          <w:szCs w:val="24"/>
+          <w:lang w:val="en-IN"/>
+        </w:rPr>
+      </w:pPr>
+      <w:r>
+        <w:rPr>
+          <w:rFonts w:ascii="Times New Roman" w:hAnsi="Times New Roman" w:cs="Times New Roman"/>
+          <w:sz w:val="24"/>
+          <w:szCs w:val="24"/>
+          <w:lang w:val="en-IN"/>
+        </w:rPr>
+        <w:t>Customer details such as phone number, preferences, and previous bookings are stored.</w:t>
+      </w:r>
+      <w:r>
+        <w:rPr>
+          <w:rFonts w:ascii="Times New Roman" w:hAnsi="Times New Roman" w:cs="Times New Roman"/>
+          <w:sz w:val="24"/>
+          <w:szCs w:val="24"/>
+          <w:lang w:val="en-IN"/>
+        </w:rPr>
+        <w:br/>
+        <w:t>Returning users receive personalized greetings and suggested “usual bookings”.</w:t>
+      </w:r>
+    </w:p>
+    <w:p>
+      <w:pPr>
+        <w:jc w:val="both"/>
+        <w:rPr>
+          <w:rFonts w:ascii="Times New Roman" w:hAnsi="Times New Roman" w:cs="Times New Roman"/>
+          <w:b/>
+          <w:bCs/>
+          <w:sz w:val="24"/>
+          <w:szCs w:val="24"/>
+          <w:lang w:val="en-IN"/>
+        </w:rPr>
+      </w:pPr>
+      <w:r>
+        <w:rPr>
+          <w:rFonts w:ascii="Times New Roman" w:hAnsi="Times New Roman" w:cs="Times New Roman"/>
+          <w:b/>
+          <w:bCs/>
+          <w:sz w:val="24"/>
+          <w:szCs w:val="24"/>
+          <w:lang w:val="en-IN"/>
+        </w:rPr>
+        <w:t>12.4 Advanced Waitlist Management</w:t>
+      </w:r>
+    </w:p>
+    <w:p>
+      <w:pPr>
+        <w:jc w:val="both"/>
+        <w:rPr>
+          <w:rFonts w:ascii="Times New Roman" w:hAnsi="Times New Roman" w:cs="Times New Roman"/>
+          <w:sz w:val="24"/>
+          <w:szCs w:val="24"/>
+          <w:lang w:val="en-IN"/>
+        </w:rPr>
+      </w:pPr>
+      <w:r>
+        <w:rPr>
+          <w:rFonts w:ascii="Times New Roman" w:hAnsi="Times New Roman" w:cs="Times New Roman"/>
+          <w:sz w:val="24"/>
+          <w:szCs w:val="24"/>
+          <w:lang w:val="en-IN"/>
+        </w:rPr>
+        <w:t>When slots are full, customers can join a waitlist.</w:t>
+      </w:r>
+      <w:r>
+        <w:rPr>
+          <w:rFonts w:ascii="Times New Roman" w:hAnsi="Times New Roman" w:cs="Times New Roman"/>
+          <w:sz w:val="24"/>
+          <w:szCs w:val="24"/>
+          <w:lang w:val="en-IN"/>
+        </w:rPr>
+        <w:br/>
+        <w:t>The system assigns unique waitlist IDs and allows filtering and tracking of pending entries.</w:t>
+      </w:r>
+    </w:p>
+    <w:p>
+      <w:pPr>
+        <w:jc w:val="both"/>
+        <w:rPr>
+          <w:rFonts w:ascii="Times New Roman" w:hAnsi="Times New Roman" w:cs="Times New Roman"/>
+          <w:b/>
+          <w:bCs/>
+          <w:sz w:val="24"/>
+          <w:szCs w:val="24"/>
+          <w:lang w:val="en-IN"/>
+        </w:rPr>
+      </w:pPr>
+      <w:r>
+        <w:rPr>
+          <w:rFonts w:ascii="Times New Roman" w:hAnsi="Times New Roman" w:cs="Times New Roman"/>
+          <w:b/>
+          <w:bCs/>
+          <w:sz w:val="24"/>
+          <w:szCs w:val="24"/>
+          <w:lang w:val="en-IN"/>
+        </w:rPr>
+        <w:t>12.5 Enhanced Analytics Dashboard</w:t>
+      </w:r>
+    </w:p>
+    <w:p>
+      <w:pPr>
+        <w:jc w:val="both"/>
+        <w:rPr>
+          <w:rFonts w:ascii="Times New Roman" w:hAnsi="Times New Roman" w:cs="Times New Roman"/>
+          <w:sz w:val="24"/>
+          <w:szCs w:val="24"/>
+          <w:lang w:val="en-IN"/>
+        </w:rPr>
+      </w:pPr>
+      <w:r>
+        <w:rPr>
+          <w:rFonts w:ascii="Times New Roman" w:hAnsi="Times New Roman" w:cs="Times New Roman"/>
+          <w:sz w:val="24"/>
+          <w:szCs w:val="24"/>
+          <w:lang w:val="en-IN"/>
+        </w:rPr>
+        <w:t>The updated system provides booking statistics including:</w:t>
+      </w:r>
+    </w:p>
+    <w:p>
+      <w:pPr>
+        <w:numPr>
+          <w:ilvl w:val="0"/>
+          <w:numId w:val="13"/>
+        </w:numPr>
+        <w:jc w:val="both"/>
+        <w:rPr>
+          <w:rFonts w:ascii="Times New Roman" w:hAnsi="Times New Roman" w:cs="Times New Roman"/>
+          <w:sz w:val="24"/>
+          <w:szCs w:val="24"/>
+          <w:lang w:val="en-IN"/>
+        </w:rPr>
+      </w:pPr>
+      <w:r>
+        <w:rPr>
+          <w:rFonts w:ascii="Times New Roman" w:hAnsi="Times New Roman" w:cs="Times New Roman"/>
+          <w:sz w:val="24"/>
+          <w:szCs w:val="24"/>
+          <w:lang w:val="en-IN"/>
+        </w:rPr>
+        <w:t>Most booked time slot</w:t>
+      </w:r>
+    </w:p>
+    <w:p>
+      <w:pPr>
+        <w:numPr>
+          <w:ilvl w:val="0"/>
+          <w:numId w:val="13"/>
+        </w:numPr>
+        <w:jc w:val="both"/>
+        <w:rPr>
+          <w:rFonts w:ascii="Times New Roman" w:hAnsi="Times New Roman" w:cs="Times New Roman"/>
+          <w:sz w:val="24"/>
+          <w:szCs w:val="24"/>
+          <w:lang w:val="en-IN"/>
+        </w:rPr>
+      </w:pPr>
+      <w:r>
+        <w:rPr>
+          <w:rFonts w:ascii="Times New Roman" w:hAnsi="Times New Roman" w:cs="Times New Roman"/>
+          <w:sz w:val="24"/>
+          <w:szCs w:val="24"/>
+          <w:lang w:val="en-IN"/>
+        </w:rPr>
+        <w:lastRenderedPageBreak/>
+        <w:t>Popular dishes</w:t>
+      </w:r>
+    </w:p>
+    <w:p>
+      <w:pPr>
+        <w:numPr>
+          <w:ilvl w:val="0"/>
+          <w:numId w:val="13"/>
+        </w:numPr>
+        <w:jc w:val="both"/>
+        <w:rPr>
+          <w:rFonts w:ascii="Times New Roman" w:hAnsi="Times New Roman" w:cs="Times New Roman"/>
+          <w:sz w:val="24"/>
+          <w:szCs w:val="24"/>
+          <w:lang w:val="en-IN"/>
+        </w:rPr>
+      </w:pPr>
+      <w:r>
+        <w:rPr>
+          <w:rFonts w:ascii="Times New Roman" w:hAnsi="Times New Roman" w:cs="Times New Roman"/>
+          <w:sz w:val="24"/>
+          <w:szCs w:val="24"/>
+          <w:lang w:val="en-IN"/>
+        </w:rPr>
+        <w:t>Most common party size</w:t>
+      </w:r>
+    </w:p>
+    <w:p>
+      <w:pPr>
+        <w:numPr>
+          <w:ilvl w:val="0"/>
+          <w:numId w:val="13"/>
+        </w:numPr>
+        <w:jc w:val="both"/>
+        <w:rPr>
+          <w:rFonts w:ascii="Times New Roman" w:hAnsi="Times New Roman" w:cs="Times New Roman"/>
+          <w:sz w:val="24"/>
+          <w:szCs w:val="24"/>
+          <w:lang w:val="en-IN"/>
+        </w:rPr>
+      </w:pPr>
+      <w:r>
+        <w:rPr>
+          <w:rFonts w:ascii="Times New Roman" w:hAnsi="Times New Roman" w:cs="Times New Roman"/>
+          <w:sz w:val="24"/>
+          <w:szCs w:val="24"/>
+          <w:lang w:val="en-IN"/>
+        </w:rPr>
+        <w:t>Reservation trends by date</w:t>
+      </w:r>
+    </w:p>
+    <w:p>
+      <w:pPr>
+        <w:jc w:val="both"/>
+        <w:rPr>
+          <w:rFonts w:ascii="Times New Roman" w:hAnsi="Times New Roman" w:cs="Times New Roman"/>
+          <w:sz w:val="24"/>
+          <w:szCs w:val="24"/>
+          <w:lang w:val="en-IN"/>
+        </w:rPr>
+      </w:pPr>
+      <w:r>
+        <w:rPr>
+          <w:rFonts w:ascii="Times New Roman" w:hAnsi="Times New Roman" w:cs="Times New Roman"/>
+          <w:sz w:val="24"/>
+          <w:szCs w:val="24"/>
+          <w:lang w:val="en-IN"/>
+        </w:rPr>
+        <w:t xml:space="preserve">This helps restaurant owners understand customer </w:t>
+      </w:r>
+      <w:proofErr w:type="spellStart"/>
+      <w:r>
+        <w:rPr>
+          <w:rFonts w:ascii="Times New Roman" w:hAnsi="Times New Roman" w:cs="Times New Roman"/>
+          <w:sz w:val="24"/>
+          <w:szCs w:val="24"/>
+          <w:lang w:val="en-IN"/>
+        </w:rPr>
+        <w:t>behavior</w:t>
+      </w:r>
+      <w:proofErr w:type="spellEnd"/>
+      <w:r>
+        <w:rPr>
+          <w:rFonts w:ascii="Times New Roman" w:hAnsi="Times New Roman" w:cs="Times New Roman"/>
+          <w:sz w:val="24"/>
+          <w:szCs w:val="24"/>
+          <w:lang w:val="en-IN"/>
+        </w:rPr>
+        <w:t>.</w:t>
+      </w:r>
+    </w:p>
+    <w:p>
+      <w:pPr>
+        <w:jc w:val="both"/>
+        <w:rPr>
+          <w:rFonts w:ascii="Times New Roman" w:hAnsi="Times New Roman" w:cs="Times New Roman"/>
+          <w:b/>
+          <w:bCs/>
+          <w:sz w:val="24"/>
+          <w:szCs w:val="24"/>
+          <w:lang w:val="en-IN"/>
+        </w:rPr>
+      </w:pPr>
+      <w:r>
+        <w:rPr>
+          <w:rFonts w:ascii="Times New Roman" w:hAnsi="Times New Roman" w:cs="Times New Roman"/>
+          <w:b/>
+          <w:bCs/>
+          <w:sz w:val="24"/>
+          <w:szCs w:val="24"/>
+          <w:lang w:val="en-IN"/>
+        </w:rPr>
+        <w:t>12.6 Improved Menu Visualization and Recommendations</w:t>
+      </w:r>
+    </w:p>
+    <w:p>
+      <w:pPr>
+        <w:jc w:val="both"/>
+        <w:rPr>
+          <w:rFonts w:ascii="Times New Roman" w:hAnsi="Times New Roman" w:cs="Times New Roman"/>
+          <w:sz w:val="24"/>
+          <w:szCs w:val="24"/>
+          <w:lang w:val="en-IN"/>
+        </w:rPr>
+      </w:pPr>
+      <w:r>
+        <w:rPr>
+          <w:rFonts w:ascii="Times New Roman" w:hAnsi="Times New Roman" w:cs="Times New Roman"/>
+          <w:sz w:val="24"/>
+          <w:szCs w:val="24"/>
+          <w:lang w:val="en-IN"/>
+        </w:rPr>
+        <w:t>The menu now supports categorized display, vegetarian indicators, spice levels, and personalized dish recommendations based on saved preferences.</w:t>
+      </w:r>
+    </w:p>
+    <w:p>
+      <w:pPr>
+        <w:jc w:val="both"/>
+        <w:rPr>
+          <w:rFonts w:ascii="Times New Roman" w:hAnsi="Times New Roman" w:cs="Times New Roman"/>
+          <w:b/>
+          <w:bCs/>
+          <w:sz w:val="24"/>
+          <w:szCs w:val="24"/>
+          <w:lang w:val="en-IN"/>
+        </w:rPr>
+      </w:pPr>
+      <w:r>
+        <w:rPr>
+          <w:rFonts w:ascii="Times New Roman" w:hAnsi="Times New Roman" w:cs="Times New Roman"/>
+          <w:b/>
+          <w:bCs/>
+          <w:sz w:val="24"/>
+          <w:szCs w:val="24"/>
+          <w:lang w:val="en-IN"/>
+        </w:rPr>
+        <w:t>12.7 Modular System Design</w:t>
+      </w:r>
+    </w:p>
+    <w:p>
+      <w:pPr>
+        <w:jc w:val="both"/>
+        <w:rPr>
+          <w:rFonts w:ascii="Times New Roman" w:hAnsi="Times New Roman" w:cs="Times New Roman"/>
+          <w:sz w:val="24"/>
+          <w:szCs w:val="24"/>
+          <w:lang w:val="en-IN"/>
+        </w:rPr>
+      </w:pPr>
+      <w:r>
+        <w:rPr>
+          <w:rFonts w:ascii="Times New Roman" w:hAnsi="Times New Roman" w:cs="Times New Roman"/>
+          <w:sz w:val="24"/>
+          <w:szCs w:val="24"/>
+          <w:lang w:val="en-IN"/>
+        </w:rPr>
+        <w:t>The application architecture was refactored into separate modules (profiles, reservations, availability, waitlist, QR generation, menu handling), improving scalability and maintainability.</w:t>
+      </w:r>
+    </w:p>
+    <w:p>
+      <w:pPr>
+        <w:jc w:val="both"/>
+        <w:rPr>
+          <w:rFonts w:ascii="Times New Roman" w:hAnsi="Times New Roman" w:cs="Times New Roman"/>
+          <w:sz w:val="24"/>
+          <w:szCs w:val="24"/>
+          <w:lang w:val="en-IN"/>
+        </w:rPr>
+      </w:pPr>
+      <w:r>
+        <w:rPr>
+          <w:rFonts w:ascii="Times New Roman" w:hAnsi="Times New Roman" w:cs="Times New Roman"/>
+          <w:sz w:val="24"/>
+          <w:szCs w:val="24"/>
+          <w:lang w:val="en-IN"/>
+        </w:rPr>
+        <w:pict w14:anchorId="6CA219B0">
+          <v:rect id="_x0000_i1037" style="width:0;height:1.5pt" o:hralign="center" o:hrstd="t" o:hr="t" fillcolor="#a0a0a0" stroked="f"/>
+        </w:pict>
+      </w:r>
+    </w:p>
+    <w:p>
+      <w:pPr>
+        <w:jc w:val="both"/>
+        <w:rPr>
+          <w:rFonts w:ascii="Times New Roman" w:hAnsi="Times New Roman" w:cs="Times New Roman"/>
+          <w:b/>
+          <w:bCs/>
+          <w:sz w:val="24"/>
+          <w:szCs w:val="24"/>
+          <w:lang w:val="en-IN"/>
+        </w:rPr>
+      </w:pPr>
+      <w:r>
+        <w:rPr>
+          <w:rFonts w:ascii="Times New Roman" w:hAnsi="Times New Roman" w:cs="Times New Roman"/>
+          <w:b/>
+          <w:bCs/>
+          <w:sz w:val="24"/>
+          <w:szCs w:val="24"/>
+          <w:lang w:val="en-IN"/>
+        </w:rPr>
+        <w:t>13. Updated Limitations</w:t>
+      </w:r>
+    </w:p>
+    <w:p>
+      <w:pPr>
+        <w:numPr>
+          <w:ilvl w:val="0"/>
+          <w:numId w:val="14"/>
+        </w:numPr>
+        <w:jc w:val="both"/>
+        <w:rPr>
+          <w:rFonts w:ascii="Times New Roman" w:hAnsi="Times New Roman" w:cs="Times New Roman"/>
+          <w:sz w:val="24"/>
+          <w:szCs w:val="24"/>
+          <w:lang w:val="en-IN"/>
+        </w:rPr>
+      </w:pPr>
+      <w:r>
+        <w:rPr>
+          <w:rFonts w:ascii="Times New Roman" w:hAnsi="Times New Roman" w:cs="Times New Roman"/>
+          <w:sz w:val="24"/>
+          <w:szCs w:val="24"/>
+          <w:lang w:val="en-IN"/>
+        </w:rPr>
+        <w:t>No real payment gateway integration</w:t>
+      </w:r>
+    </w:p>
+    <w:p>
+      <w:pPr>
+        <w:numPr>
+          <w:ilvl w:val="0"/>
+          <w:numId w:val="14"/>
+        </w:numPr>
+        <w:jc w:val="both"/>
+        <w:rPr>
+          <w:rFonts w:ascii="Times New Roman" w:hAnsi="Times New Roman" w:cs="Times New Roman"/>
+          <w:sz w:val="24"/>
+          <w:szCs w:val="24"/>
+          <w:lang w:val="en-IN"/>
+        </w:rPr>
+      </w:pPr>
+      <w:r>
+        <w:rPr>
+          <w:rFonts w:ascii="Times New Roman" w:hAnsi="Times New Roman" w:cs="Times New Roman"/>
+          <w:sz w:val="24"/>
+          <w:szCs w:val="24"/>
+          <w:lang w:val="en-IN"/>
+        </w:rPr>
+        <w:t>QR codes used for verification only (not ticket scanning)</w:t>
+      </w:r>
+    </w:p>
+    <w:p>
+      <w:pPr>
+        <w:numPr>
+          <w:ilvl w:val="0"/>
+          <w:numId w:val="14"/>
+        </w:numPr>
+        <w:jc w:val="both"/>
+        <w:rPr>
+          <w:rFonts w:ascii="Times New Roman" w:hAnsi="Times New Roman" w:cs="Times New Roman"/>
+          <w:sz w:val="24"/>
+          <w:szCs w:val="24"/>
+          <w:lang w:val="en-IN"/>
+        </w:rPr>
+      </w:pPr>
+      <w:r>
+        <w:rPr>
+          <w:rFonts w:ascii="Times New Roman" w:hAnsi="Times New Roman" w:cs="Times New Roman"/>
+          <w:sz w:val="24"/>
+          <w:szCs w:val="24"/>
+          <w:lang w:val="en-IN"/>
+        </w:rPr>
+        <w:t>Local JSON storage instead of cloud database</w:t>
+      </w:r>
+    </w:p>
+    <w:p>
+      <w:pPr>
+        <w:numPr>
+          <w:ilvl w:val="0"/>
+          <w:numId w:val="14"/>
+        </w:numPr>
+        <w:jc w:val="both"/>
+        <w:rPr>
+          <w:rFonts w:ascii="Times New Roman" w:hAnsi="Times New Roman" w:cs="Times New Roman"/>
+          <w:sz w:val="24"/>
+          <w:szCs w:val="24"/>
+          <w:lang w:val="en-IN"/>
+        </w:rPr>
+      </w:pPr>
+      <w:r>
+        <w:rPr>
+          <w:rFonts w:ascii="Times New Roman" w:hAnsi="Times New Roman" w:cs="Times New Roman"/>
+          <w:sz w:val="24"/>
+          <w:szCs w:val="24"/>
+          <w:lang w:val="en-IN"/>
+        </w:rPr>
+        <w:t>Desktop GUI only (no web/mobile deployment)</w:t>
+      </w:r>
+    </w:p>
+    <w:p>
+      <w:pPr>
+        <w:jc w:val="both"/>
+        <w:rPr>
+          <w:rFonts w:ascii="Times New Roman" w:hAnsi="Times New Roman" w:cs="Times New Roman"/>
+          <w:sz w:val="24"/>
+          <w:szCs w:val="24"/>
+          <w:lang w:val="en-IN"/>
+        </w:rPr>
+      </w:pPr>
+      <w:r>
+        <w:rPr>
+          <w:rFonts w:ascii="Times New Roman" w:hAnsi="Times New Roman" w:cs="Times New Roman"/>
+          <w:sz w:val="24"/>
+          <w:szCs w:val="24"/>
+          <w:lang w:val="en-IN"/>
+        </w:rPr>
+        <w:pict w14:anchorId="21C07511">
+          <v:rect id="_x0000_i1038" style="width:0;height:1.5pt" o:hralign="center" o:hrstd="t" o:hr="t" fillcolor="#a0a0a0" stroked="f"/>
+        </w:pict>
+      </w:r>
+    </w:p>
+    <w:p>
+      <w:pPr>
+        <w:jc w:val="both"/>
+        <w:rPr>
+          <w:rFonts w:ascii="Times New Roman" w:hAnsi="Times New Roman" w:cs="Times New Roman"/>
+          <w:b/>
+          <w:bCs/>
+          <w:sz w:val="24"/>
+          <w:szCs w:val="24"/>
+          <w:lang w:val="en-IN"/>
+        </w:rPr>
+      </w:pPr>
+      <w:r>
+        <w:rPr>
+          <w:rFonts w:ascii="Times New Roman" w:hAnsi="Times New Roman" w:cs="Times New Roman"/>
+          <w:b/>
+          <w:bCs/>
+          <w:sz w:val="24"/>
+          <w:szCs w:val="24"/>
+          <w:lang w:val="en-IN"/>
+        </w:rPr>
+        <w:t>14. Updated Future Enhancements</w:t>
+      </w:r>
+    </w:p>
+    <w:p>
+      <w:pPr>
+        <w:numPr>
+          <w:ilvl w:val="0"/>
+          <w:numId w:val="15"/>
+        </w:numPr>
+        <w:jc w:val="both"/>
+        <w:rPr>
+          <w:rFonts w:ascii="Times New Roman" w:hAnsi="Times New Roman" w:cs="Times New Roman"/>
+          <w:sz w:val="24"/>
+          <w:szCs w:val="24"/>
+          <w:lang w:val="en-IN"/>
+        </w:rPr>
+      </w:pPr>
+      <w:r>
+        <w:rPr>
+          <w:rFonts w:ascii="Times New Roman" w:hAnsi="Times New Roman" w:cs="Times New Roman"/>
+          <w:sz w:val="24"/>
+          <w:szCs w:val="24"/>
+          <w:lang w:val="en-IN"/>
+        </w:rPr>
+        <w:t>AI-based recommendation engine</w:t>
+      </w:r>
+    </w:p>
+    <w:p>
+      <w:pPr>
+        <w:numPr>
+          <w:ilvl w:val="0"/>
+          <w:numId w:val="15"/>
+        </w:numPr>
+        <w:jc w:val="both"/>
+        <w:rPr>
+          <w:rFonts w:ascii="Times New Roman" w:hAnsi="Times New Roman" w:cs="Times New Roman"/>
+          <w:sz w:val="24"/>
+          <w:szCs w:val="24"/>
+          <w:lang w:val="en-IN"/>
+        </w:rPr>
+      </w:pPr>
+      <w:r>
+        <w:rPr>
+          <w:rFonts w:ascii="Times New Roman" w:hAnsi="Times New Roman" w:cs="Times New Roman"/>
+          <w:sz w:val="24"/>
+          <w:szCs w:val="24"/>
+          <w:lang w:val="en-IN"/>
+        </w:rPr>
+        <w:t>Cloud database integration</w:t>
+      </w:r>
+    </w:p>
+    <w:p>
+      <w:pPr>
+        <w:numPr>
+          <w:ilvl w:val="0"/>
+          <w:numId w:val="15"/>
+        </w:numPr>
+        <w:jc w:val="both"/>
+        <w:rPr>
+          <w:rFonts w:ascii="Times New Roman" w:hAnsi="Times New Roman" w:cs="Times New Roman"/>
+          <w:sz w:val="24"/>
+          <w:szCs w:val="24"/>
+          <w:lang w:val="en-IN"/>
+        </w:rPr>
+      </w:pPr>
+      <w:r>
+        <w:rPr>
+          <w:rFonts w:ascii="Times New Roman" w:hAnsi="Times New Roman" w:cs="Times New Roman"/>
+          <w:sz w:val="24"/>
+          <w:szCs w:val="24"/>
+          <w:lang w:val="en-IN"/>
+        </w:rPr>
+        <w:t>Real-time notifications</w:t>
+      </w:r>
+    </w:p>
+    <w:p>
+      <w:pPr>
+        <w:numPr>
+          <w:ilvl w:val="0"/>
+          <w:numId w:val="15"/>
+        </w:numPr>
+        <w:jc w:val="both"/>
+        <w:rPr>
+          <w:rFonts w:ascii="Times New Roman" w:hAnsi="Times New Roman" w:cs="Times New Roman"/>
+          <w:sz w:val="24"/>
+          <w:szCs w:val="24"/>
+          <w:lang w:val="en-IN"/>
+        </w:rPr>
+      </w:pPr>
+      <w:r>
+        <w:rPr>
+          <w:rFonts w:ascii="Times New Roman" w:hAnsi="Times New Roman" w:cs="Times New Roman"/>
+          <w:sz w:val="24"/>
+          <w:szCs w:val="24"/>
+          <w:lang w:val="en-IN"/>
+        </w:rPr>
+        <w:t>Online booking and payment integration</w:t>
+      </w:r>
+    </w:p>
+    <w:p>
+      <w:pPr>
+        <w:numPr>
+          <w:ilvl w:val="0"/>
+          <w:numId w:val="15"/>
+        </w:numPr>
+        <w:jc w:val="both"/>
+        <w:rPr>
+          <w:rFonts w:ascii="Times New Roman" w:hAnsi="Times New Roman" w:cs="Times New Roman"/>
+          <w:sz w:val="24"/>
+          <w:szCs w:val="24"/>
+          <w:lang w:val="en-IN"/>
+        </w:rPr>
+      </w:pPr>
+      <w:r>
+        <w:rPr>
+          <w:rFonts w:ascii="Times New Roman" w:hAnsi="Times New Roman" w:cs="Times New Roman"/>
+          <w:sz w:val="24"/>
+          <w:szCs w:val="24"/>
+          <w:lang w:val="en-IN"/>
+        </w:rPr>
+        <w:t>Mobile application version</w:t>
+      </w:r>
+    </w:p>
+    <w:p>
+      <w:pPr>
+        <w:numPr>
+          <w:ilvl w:val="0"/>
+          <w:numId w:val="15"/>
+        </w:numPr>
+        <w:jc w:val="both"/>
+        <w:rPr>
+          <w:rFonts w:ascii="Times New Roman" w:hAnsi="Times New Roman" w:cs="Times New Roman"/>
+          <w:sz w:val="24"/>
+          <w:szCs w:val="24"/>
+          <w:lang w:val="en-IN"/>
+        </w:rPr>
+      </w:pPr>
+      <w:r>
+        <w:rPr>
+          <w:rFonts w:ascii="Times New Roman" w:hAnsi="Times New Roman" w:cs="Times New Roman"/>
+          <w:sz w:val="24"/>
+          <w:szCs w:val="24"/>
+          <w:lang w:val="en-IN"/>
+        </w:rPr>
+        <w:t>Predictive analytics for demand forecasting</w:t>
       </w:r>
     </w:p>
     <w:p>
@@ -1863,6 +2742,155 @@
     </w:lvl>
   </w:abstractNum>
   <w:abstractNum w:abstractNumId="1" w15:restartNumberingAfterBreak="0">
+    <w:nsid w:val="218E6F61"/>
+    <w:multiLevelType w:val="multilevel"/>
+    <w:tmpl w:val="33DCDEB0"/>
+    <w:lvl w:ilvl="0">
+      <w:start w:val="1"/>
+      <w:numFmt w:val="bullet"/>
+      <w:lvlText w:val=""/>
+      <w:lvlJc w:val="left"/>
+      <w:pPr>
+        <w:tabs>
+          <w:tab w:val="num" w:pos="720"/>
+        </w:tabs>
+        <w:ind w:left="720" w:hanging="360"/>
+      </w:pPr>
+      <w:rPr>
+        <w:rFonts w:ascii="Symbol" w:hAnsi="Symbol" w:hint="default"/>
+        <w:sz w:val="20"/>
+      </w:rPr>
+    </w:lvl>
+    <w:lvl w:ilvl="1" w:tentative="1">
+      <w:start w:val="1"/>
+      <w:numFmt w:val="bullet"/>
+      <w:lvlText w:val="o"/>
+      <w:lvlJc w:val="left"/>
+      <w:pPr>
+        <w:tabs>
+          <w:tab w:val="num" w:pos="1440"/>
+        </w:tabs>
+        <w:ind w:left="1440" w:hanging="360"/>
+      </w:pPr>
+      <w:rPr>
+        <w:rFonts w:ascii="Courier New" w:hAnsi="Courier New" w:hint="default"/>
+        <w:sz w:val="20"/>
+      </w:rPr>
+    </w:lvl>
+    <w:lvl w:ilvl="2" w:tentative="1">
+      <w:start w:val="1"/>
+      <w:numFmt w:val="bullet"/>
+      <w:lvlText w:val=""/>
+      <w:lvlJc w:val="left"/>
+      <w:pPr>
+        <w:tabs>
+          <w:tab w:val="num" w:pos="2160"/>
+        </w:tabs>
+        <w:ind w:left="2160" w:hanging="360"/>
+      </w:pPr>
+      <w:rPr>
+        <w:rFonts w:ascii="Wingdings" w:hAnsi="Wingdings" w:hint="default"/>
+        <w:sz w:val="20"/>
+      </w:rPr>
+    </w:lvl>
+    <w:lvl w:ilvl="3" w:tentative="1">
+      <w:start w:val="1"/>
+      <w:numFmt w:val="bullet"/>
+      <w:lvlText w:val=""/>
+      <w:lvlJc w:val="left"/>
+      <w:pPr>
+        <w:tabs>
+          <w:tab w:val="num" w:pos="2880"/>
+        </w:tabs>
+        <w:ind w:left="2880" w:hanging="360"/>
+      </w:pPr>
+      <w:rPr>
+        <w:rFonts w:ascii="Wingdings" w:hAnsi="Wingdings" w:hint="default"/>
+        <w:sz w:val="20"/>
+      </w:rPr>
+    </w:lvl>
+    <w:lvl w:ilvl="4" w:tentative="1">
+      <w:start w:val="1"/>
+      <w:numFmt w:val="bullet"/>
+      <w:lvlText w:val=""/>
+      <w:lvlJc w:val="left"/>
+      <w:pPr>
+        <w:tabs>
+          <w:tab w:val="num" w:pos="3600"/>
+        </w:tabs>
+        <w:ind w:left="3600" w:hanging="360"/>
+      </w:pPr>
+      <w:rPr>
+        <w:rFonts w:ascii="Wingdings" w:hAnsi="Wingdings" w:hint="default"/>
+        <w:sz w:val="20"/>
+      </w:rPr>
+    </w:lvl>
+    <w:lvl w:ilvl="5" w:tentative="1">
+      <w:start w:val="1"/>
+      <w:numFmt w:val="bullet"/>
+      <w:lvlText w:val=""/>
+      <w:lvlJc w:val="left"/>
+      <w:pPr>
+        <w:tabs>
+          <w:tab w:val="num" w:pos="4320"/>
+        </w:tabs>
+        <w:ind w:left="4320" w:hanging="360"/>
+      </w:pPr>
+      <w:rPr>
+        <w:rFonts w:ascii="Wingdings" w:hAnsi="Wingdings" w:hint="default"/>
+        <w:sz w:val="20"/>
+      </w:rPr>
+    </w:lvl>
+    <w:lvl w:ilvl="6" w:tentative="1">
+      <w:start w:val="1"/>
+      <w:numFmt w:val="bullet"/>
+      <w:lvlText w:val=""/>
+      <w:lvlJc w:val="left"/>
+      <w:pPr>
+        <w:tabs>
+          <w:tab w:val="num" w:pos="5040"/>
+        </w:tabs>
+        <w:ind w:left="5040" w:hanging="360"/>
+      </w:pPr>
+      <w:rPr>
+        <w:rFonts w:ascii="Wingdings" w:hAnsi="Wingdings" w:hint="default"/>
+        <w:sz w:val="20"/>
+      </w:rPr>
+    </w:lvl>
+    <w:lvl w:ilvl="7" w:tentative="1">
+      <w:start w:val="1"/>
+      <w:numFmt w:val="bullet"/>
+      <w:lvlText w:val=""/>
+      <w:lvlJc w:val="left"/>
+      <w:pPr>
+        <w:tabs>
+          <w:tab w:val="num" w:pos="5760"/>
+        </w:tabs>
+        <w:ind w:left="5760" w:hanging="360"/>
+      </w:pPr>
+      <w:rPr>
+        <w:rFonts w:ascii="Wingdings" w:hAnsi="Wingdings" w:hint="default"/>
+        <w:sz w:val="20"/>
+      </w:rPr>
+    </w:lvl>
+    <w:lvl w:ilvl="8" w:tentative="1">
+      <w:start w:val="1"/>
+      <w:numFmt w:val="bullet"/>
+      <w:lvlText w:val=""/>
+      <w:lvlJc w:val="left"/>
+      <w:pPr>
+        <w:tabs>
+          <w:tab w:val="num" w:pos="6480"/>
+        </w:tabs>
+        <w:ind w:left="6480" w:hanging="360"/>
+      </w:pPr>
+      <w:rPr>
+        <w:rFonts w:ascii="Wingdings" w:hAnsi="Wingdings" w:hint="default"/>
+        <w:sz w:val="20"/>
+      </w:rPr>
+    </w:lvl>
+  </w:abstractNum>
+  <w:abstractNum w:abstractNumId="2" w15:restartNumberingAfterBreak="0">
     <w:nsid w:val="267457C3"/>
     <w:multiLevelType w:val="multilevel"/>
     <w:tmpl w:val="1960B90A"/>
@@ -2011,7 +3039,7 @@
       </w:rPr>
     </w:lvl>
   </w:abstractNum>
-  <w:abstractNum w:abstractNumId="2" w15:restartNumberingAfterBreak="0">
+  <w:abstractNum w:abstractNumId="3" w15:restartNumberingAfterBreak="0">
     <w:nsid w:val="2F807A18"/>
     <w:multiLevelType w:val="multilevel"/>
     <w:tmpl w:val="70D86B6A"/>
@@ -2160,7 +3188,7 @@
       </w:rPr>
     </w:lvl>
   </w:abstractNum>
-  <w:abstractNum w:abstractNumId="3" w15:restartNumberingAfterBreak="0">
+  <w:abstractNum w:abstractNumId="4" w15:restartNumberingAfterBreak="0">
     <w:nsid w:val="343C232D"/>
     <w:multiLevelType w:val="multilevel"/>
     <w:tmpl w:val="759C6D38"/>
@@ -2309,7 +3337,7 @@
       </w:rPr>
     </w:lvl>
   </w:abstractNum>
-  <w:abstractNum w:abstractNumId="4" w15:restartNumberingAfterBreak="0">
+  <w:abstractNum w:abstractNumId="5" w15:restartNumberingAfterBreak="0">
     <w:nsid w:val="34863D7C"/>
     <w:multiLevelType w:val="multilevel"/>
     <w:tmpl w:val="FCF4DA4E"/>
@@ -2422,7 +3450,7 @@
       </w:pPr>
     </w:lvl>
   </w:abstractNum>
-  <w:abstractNum w:abstractNumId="5" w15:restartNumberingAfterBreak="0">
+  <w:abstractNum w:abstractNumId="6" w15:restartNumberingAfterBreak="0">
     <w:nsid w:val="35E30AC5"/>
     <w:multiLevelType w:val="multilevel"/>
     <w:tmpl w:val="CB7CF8B4"/>
@@ -2535,7 +3563,7 @@
       </w:pPr>
     </w:lvl>
   </w:abstractNum>
-  <w:abstractNum w:abstractNumId="6" w15:restartNumberingAfterBreak="0">
+  <w:abstractNum w:abstractNumId="7" w15:restartNumberingAfterBreak="0">
     <w:nsid w:val="37FF7B0A"/>
     <w:multiLevelType w:val="multilevel"/>
     <w:tmpl w:val="FA366D7E"/>
@@ -2684,7 +3712,7 @@
       </w:rPr>
     </w:lvl>
   </w:abstractNum>
-  <w:abstractNum w:abstractNumId="7" w15:restartNumberingAfterBreak="0">
+  <w:abstractNum w:abstractNumId="8" w15:restartNumberingAfterBreak="0">
     <w:nsid w:val="47583036"/>
     <w:multiLevelType w:val="multilevel"/>
     <w:tmpl w:val="7806E7FA"/>
@@ -2833,7 +3861,156 @@
       </w:rPr>
     </w:lvl>
   </w:abstractNum>
-  <w:abstractNum w:abstractNumId="8" w15:restartNumberingAfterBreak="0">
+  <w:abstractNum w:abstractNumId="9" w15:restartNumberingAfterBreak="0">
+    <w:nsid w:val="4EA1319F"/>
+    <w:multiLevelType w:val="multilevel"/>
+    <w:tmpl w:val="DAF2F15C"/>
+    <w:lvl w:ilvl="0">
+      <w:start w:val="1"/>
+      <w:numFmt w:val="bullet"/>
+      <w:lvlText w:val=""/>
+      <w:lvlJc w:val="left"/>
+      <w:pPr>
+        <w:tabs>
+          <w:tab w:val="num" w:pos="720"/>
+        </w:tabs>
+        <w:ind w:left="720" w:hanging="360"/>
+      </w:pPr>
+      <w:rPr>
+        <w:rFonts w:ascii="Symbol" w:hAnsi="Symbol" w:hint="default"/>
+        <w:sz w:val="20"/>
+      </w:rPr>
+    </w:lvl>
+    <w:lvl w:ilvl="1" w:tentative="1">
+      <w:start w:val="1"/>
+      <w:numFmt w:val="bullet"/>
+      <w:lvlText w:val="o"/>
+      <w:lvlJc w:val="left"/>
+      <w:pPr>
+        <w:tabs>
+          <w:tab w:val="num" w:pos="1440"/>
+        </w:tabs>
+        <w:ind w:left="1440" w:hanging="360"/>
+      </w:pPr>
+      <w:rPr>
+        <w:rFonts w:ascii="Courier New" w:hAnsi="Courier New" w:hint="default"/>
+        <w:sz w:val="20"/>
+      </w:rPr>
+    </w:lvl>
+    <w:lvl w:ilvl="2" w:tentative="1">
+      <w:start w:val="1"/>
+      <w:numFmt w:val="bullet"/>
+      <w:lvlText w:val=""/>
+      <w:lvlJc w:val="left"/>
+      <w:pPr>
+        <w:tabs>
+          <w:tab w:val="num" w:pos="2160"/>
+        </w:tabs>
+        <w:ind w:left="2160" w:hanging="360"/>
+      </w:pPr>
+      <w:rPr>
+        <w:rFonts w:ascii="Wingdings" w:hAnsi="Wingdings" w:hint="default"/>
+        <w:sz w:val="20"/>
+      </w:rPr>
+    </w:lvl>
+    <w:lvl w:ilvl="3" w:tentative="1">
+      <w:start w:val="1"/>
+      <w:numFmt w:val="bullet"/>
+      <w:lvlText w:val=""/>
+      <w:lvlJc w:val="left"/>
+      <w:pPr>
+        <w:tabs>
+          <w:tab w:val="num" w:pos="2880"/>
+        </w:tabs>
+        <w:ind w:left="2880" w:hanging="360"/>
+      </w:pPr>
+      <w:rPr>
+        <w:rFonts w:ascii="Wingdings" w:hAnsi="Wingdings" w:hint="default"/>
+        <w:sz w:val="20"/>
+      </w:rPr>
+    </w:lvl>
+    <w:lvl w:ilvl="4" w:tentative="1">
+      <w:start w:val="1"/>
+      <w:numFmt w:val="bullet"/>
+      <w:lvlText w:val=""/>
+      <w:lvlJc w:val="left"/>
+      <w:pPr>
+        <w:tabs>
+          <w:tab w:val="num" w:pos="3600"/>
+        </w:tabs>
+        <w:ind w:left="3600" w:hanging="360"/>
+      </w:pPr>
+      <w:rPr>
+        <w:rFonts w:ascii="Wingdings" w:hAnsi="Wingdings" w:hint="default"/>
+        <w:sz w:val="20"/>
+      </w:rPr>
+    </w:lvl>
+    <w:lvl w:ilvl="5" w:tentative="1">
+      <w:start w:val="1"/>
+      <w:numFmt w:val="bullet"/>
+      <w:lvlText w:val=""/>
+      <w:lvlJc w:val="left"/>
+      <w:pPr>
+        <w:tabs>
+          <w:tab w:val="num" w:pos="4320"/>
+        </w:tabs>
+        <w:ind w:left="4320" w:hanging="360"/>
+      </w:pPr>
+      <w:rPr>
+        <w:rFonts w:ascii="Wingdings" w:hAnsi="Wingdings" w:hint="default"/>
+        <w:sz w:val="20"/>
+      </w:rPr>
+    </w:lvl>
+    <w:lvl w:ilvl="6" w:tentative="1">
+      <w:start w:val="1"/>
+      <w:numFmt w:val="bullet"/>
+      <w:lvlText w:val=""/>
+      <w:lvlJc w:val="left"/>
+      <w:pPr>
+        <w:tabs>
+          <w:tab w:val="num" w:pos="5040"/>
+        </w:tabs>
+        <w:ind w:left="5040" w:hanging="360"/>
+      </w:pPr>
+      <w:rPr>
+        <w:rFonts w:ascii="Wingdings" w:hAnsi="Wingdings" w:hint="default"/>
+        <w:sz w:val="20"/>
+      </w:rPr>
+    </w:lvl>
+    <w:lvl w:ilvl="7" w:tentative="1">
+      <w:start w:val="1"/>
+      <w:numFmt w:val="bullet"/>
+      <w:lvlText w:val=""/>
+      <w:lvlJc w:val="left"/>
+      <w:pPr>
+        <w:tabs>
+          <w:tab w:val="num" w:pos="5760"/>
+        </w:tabs>
+        <w:ind w:left="5760" w:hanging="360"/>
+      </w:pPr>
+      <w:rPr>
+        <w:rFonts w:ascii="Wingdings" w:hAnsi="Wingdings" w:hint="default"/>
+        <w:sz w:val="20"/>
+      </w:rPr>
+    </w:lvl>
+    <w:lvl w:ilvl="8" w:tentative="1">
+      <w:start w:val="1"/>
+      <w:numFmt w:val="bullet"/>
+      <w:lvlText w:val=""/>
+      <w:lvlJc w:val="left"/>
+      <w:pPr>
+        <w:tabs>
+          <w:tab w:val="num" w:pos="6480"/>
+        </w:tabs>
+        <w:ind w:left="6480" w:hanging="360"/>
+      </w:pPr>
+      <w:rPr>
+        <w:rFonts w:ascii="Wingdings" w:hAnsi="Wingdings" w:hint="default"/>
+        <w:sz w:val="20"/>
+      </w:rPr>
+    </w:lvl>
+  </w:abstractNum>
+  <w:abstractNum w:abstractNumId="10" w15:restartNumberingAfterBreak="0">
     <w:nsid w:val="5D276D22"/>
     <w:multiLevelType w:val="multilevel"/>
     <w:tmpl w:val="04545FBC"/>
@@ -2982,7 +4159,7 @@
       </w:rPr>
     </w:lvl>
   </w:abstractNum>
-  <w:abstractNum w:abstractNumId="9" w15:restartNumberingAfterBreak="0">
+  <w:abstractNum w:abstractNumId="11" w15:restartNumberingAfterBreak="0">
     <w:nsid w:val="65194618"/>
     <w:multiLevelType w:val="multilevel"/>
     <w:tmpl w:val="76168A78"/>
@@ -3131,7 +4308,156 @@
       </w:rPr>
     </w:lvl>
   </w:abstractNum>
-  <w:abstractNum w:abstractNumId="10" w15:restartNumberingAfterBreak="0">
+  <w:abstractNum w:abstractNumId="12" w15:restartNumberingAfterBreak="0">
+    <w:nsid w:val="6F5B36D2"/>
+    <w:multiLevelType w:val="multilevel"/>
+    <w:tmpl w:val="876265F8"/>
+    <w:lvl w:ilvl="0">
+      <w:start w:val="1"/>
+      <w:numFmt w:val="bullet"/>
+      <w:lvlText w:val=""/>
+      <w:lvlJc w:val="left"/>
+      <w:pPr>
+        <w:tabs>
+          <w:tab w:val="num" w:pos="720"/>
+        </w:tabs>
+        <w:ind w:left="720" w:hanging="360"/>
+      </w:pPr>
+      <w:rPr>
+        <w:rFonts w:ascii="Symbol" w:hAnsi="Symbol" w:hint="default"/>
+        <w:sz w:val="20"/>
+      </w:rPr>
+    </w:lvl>
+    <w:lvl w:ilvl="1" w:tentative="1">
+      <w:start w:val="1"/>
+      <w:numFmt w:val="bullet"/>
+      <w:lvlText w:val="o"/>
+      <w:lvlJc w:val="left"/>
+      <w:pPr>
+        <w:tabs>
+          <w:tab w:val="num" w:pos="1440"/>
+        </w:tabs>
+        <w:ind w:left="1440" w:hanging="360"/>
+      </w:pPr>
+      <w:rPr>
+        <w:rFonts w:ascii="Courier New" w:hAnsi="Courier New" w:hint="default"/>
+        <w:sz w:val="20"/>
+      </w:rPr>
+    </w:lvl>
+    <w:lvl w:ilvl="2" w:tentative="1">
+      <w:start w:val="1"/>
+      <w:numFmt w:val="bullet"/>
+      <w:lvlText w:val=""/>
+      <w:lvlJc w:val="left"/>
+      <w:pPr>
+        <w:tabs>
+          <w:tab w:val="num" w:pos="2160"/>
+        </w:tabs>
+        <w:ind w:left="2160" w:hanging="360"/>
+      </w:pPr>
+      <w:rPr>
+        <w:rFonts w:ascii="Wingdings" w:hAnsi="Wingdings" w:hint="default"/>
+        <w:sz w:val="20"/>
+      </w:rPr>
+    </w:lvl>
+    <w:lvl w:ilvl="3" w:tentative="1">
+      <w:start w:val="1"/>
+      <w:numFmt w:val="bullet"/>
+      <w:lvlText w:val=""/>
+      <w:lvlJc w:val="left"/>
+      <w:pPr>
+        <w:tabs>
+          <w:tab w:val="num" w:pos="2880"/>
+        </w:tabs>
+        <w:ind w:left="2880" w:hanging="360"/>
+      </w:pPr>
+      <w:rPr>
+        <w:rFonts w:ascii="Wingdings" w:hAnsi="Wingdings" w:hint="default"/>
+        <w:sz w:val="20"/>
+      </w:rPr>
+    </w:lvl>
+    <w:lvl w:ilvl="4" w:tentative="1">
+      <w:start w:val="1"/>
+      <w:numFmt w:val="bullet"/>
+      <w:lvlText w:val=""/>
+      <w:lvlJc w:val="left"/>
+      <w:pPr>
+        <w:tabs>
+          <w:tab w:val="num" w:pos="3600"/>
+        </w:tabs>
+        <w:ind w:left="3600" w:hanging="360"/>
+      </w:pPr>
+      <w:rPr>
+        <w:rFonts w:ascii="Wingdings" w:hAnsi="Wingdings" w:hint="default"/>
+        <w:sz w:val="20"/>
+      </w:rPr>
+    </w:lvl>
+    <w:lvl w:ilvl="5" w:tentative="1">
+      <w:start w:val="1"/>
+      <w:numFmt w:val="bullet"/>
+      <w:lvlText w:val=""/>
+      <w:lvlJc w:val="left"/>
+      <w:pPr>
+        <w:tabs>
+          <w:tab w:val="num" w:pos="4320"/>
+        </w:tabs>
+        <w:ind w:left="4320" w:hanging="360"/>
+      </w:pPr>
+      <w:rPr>
+        <w:rFonts w:ascii="Wingdings" w:hAnsi="Wingdings" w:hint="default"/>
+        <w:sz w:val="20"/>
+      </w:rPr>
+    </w:lvl>
+    <w:lvl w:ilvl="6" w:tentative="1">
+      <w:start w:val="1"/>
+      <w:numFmt w:val="bullet"/>
+      <w:lvlText w:val=""/>
+      <w:lvlJc w:val="left"/>
+      <w:pPr>
+        <w:tabs>
+          <w:tab w:val="num" w:pos="5040"/>
+        </w:tabs>
+        <w:ind w:left="5040" w:hanging="360"/>
+      </w:pPr>
+      <w:rPr>
+        <w:rFonts w:ascii="Wingdings" w:hAnsi="Wingdings" w:hint="default"/>
+        <w:sz w:val="20"/>
+      </w:rPr>
+    </w:lvl>
+    <w:lvl w:ilvl="7" w:tentative="1">
+      <w:start w:val="1"/>
+      <w:numFmt w:val="bullet"/>
+      <w:lvlText w:val=""/>
+      <w:lvlJc w:val="left"/>
+      <w:pPr>
+        <w:tabs>
+          <w:tab w:val="num" w:pos="5760"/>
+        </w:tabs>
+        <w:ind w:left="5760" w:hanging="360"/>
+      </w:pPr>
+      <w:rPr>
+        <w:rFonts w:ascii="Wingdings" w:hAnsi="Wingdings" w:hint="default"/>
+        <w:sz w:val="20"/>
+      </w:rPr>
+    </w:lvl>
+    <w:lvl w:ilvl="8" w:tentative="1">
+      <w:start w:val="1"/>
+      <w:numFmt w:val="bullet"/>
+      <w:lvlText w:val=""/>
+      <w:lvlJc w:val="left"/>
+      <w:pPr>
+        <w:tabs>
+          <w:tab w:val="num" w:pos="6480"/>
+        </w:tabs>
+        <w:ind w:left="6480" w:hanging="360"/>
+      </w:pPr>
+      <w:rPr>
+        <w:rFonts w:ascii="Wingdings" w:hAnsi="Wingdings" w:hint="default"/>
+        <w:sz w:val="20"/>
+      </w:rPr>
+    </w:lvl>
+  </w:abstractNum>
+  <w:abstractNum w:abstractNumId="13" w15:restartNumberingAfterBreak="0">
     <w:nsid w:val="72770C22"/>
     <w:multiLevelType w:val="multilevel"/>
     <w:tmpl w:val="39026780"/>
@@ -3280,7 +4606,7 @@
       </w:rPr>
     </w:lvl>
   </w:abstractNum>
-  <w:abstractNum w:abstractNumId="11" w15:restartNumberingAfterBreak="0">
+  <w:abstractNum w:abstractNumId="14" w15:restartNumberingAfterBreak="0">
     <w:nsid w:val="79CF5A18"/>
     <w:multiLevelType w:val="multilevel"/>
     <w:tmpl w:val="31A0405E"/>
@@ -3430,40 +4756,49 @@
     </w:lvl>
   </w:abstractNum>
   <w:num w:numId="1" w16cid:durableId="417412897">
+    <w:abstractNumId w:val="3"/>
+  </w:num>
+  <w:num w:numId="2" w16cid:durableId="938026045">
+    <w:abstractNumId w:val="5"/>
+  </w:num>
+  <w:num w:numId="3" w16cid:durableId="1512181989">
+    <w:abstractNumId w:val="14"/>
+  </w:num>
+  <w:num w:numId="4" w16cid:durableId="606735721">
+    <w:abstractNumId w:val="10"/>
+  </w:num>
+  <w:num w:numId="5" w16cid:durableId="1258826745">
+    <w:abstractNumId w:val="4"/>
+  </w:num>
+  <w:num w:numId="6" w16cid:durableId="929578826">
     <w:abstractNumId w:val="2"/>
   </w:num>
-  <w:num w:numId="2" w16cid:durableId="938026045">
-    <w:abstractNumId w:val="4"/>
-  </w:num>
-  <w:num w:numId="3" w16cid:durableId="1512181989">
+  <w:num w:numId="7" w16cid:durableId="1567496524">
     <w:abstractNumId w:val="11"/>
   </w:num>
-  <w:num w:numId="4" w16cid:durableId="606735721">
-    <w:abstractNumId w:val="8"/>
-  </w:num>
-  <w:num w:numId="5" w16cid:durableId="1258826745">
-    <w:abstractNumId w:val="3"/>
-  </w:num>
-  <w:num w:numId="6" w16cid:durableId="929578826">
-    <w:abstractNumId w:val="1"/>
-  </w:num>
-  <w:num w:numId="7" w16cid:durableId="1567496524">
-    <w:abstractNumId w:val="9"/>
-  </w:num>
   <w:num w:numId="8" w16cid:durableId="1308170837">
-    <w:abstractNumId w:val="5"/>
+    <w:abstractNumId w:val="6"/>
   </w:num>
   <w:num w:numId="9" w16cid:durableId="110243113">
-    <w:abstractNumId w:val="10"/>
+    <w:abstractNumId w:val="13"/>
   </w:num>
   <w:num w:numId="10" w16cid:durableId="212237560">
-    <w:abstractNumId w:val="6"/>
+    <w:abstractNumId w:val="7"/>
   </w:num>
   <w:num w:numId="11" w16cid:durableId="1179393621">
     <w:abstractNumId w:val="0"/>
   </w:num>
   <w:num w:numId="12" w16cid:durableId="296449095">
-    <w:abstractNumId w:val="7"/>
+    <w:abstractNumId w:val="8"/>
+  </w:num>
+  <w:num w:numId="13" w16cid:durableId="947930061">
+    <w:abstractNumId w:val="12"/>
+  </w:num>
+  <w:num w:numId="14" w16cid:durableId="141045499">
+    <w:abstractNumId w:val="9"/>
+  </w:num>
+  <w:num w:numId="15" w16cid:durableId="1420060975">
+    <w:abstractNumId w:val="1"/>
   </w:num>
 </w:numbering>
 </file>
